--- a/Science Books/Evolution/17 - Mass Extinctions - The Reset Buttons.docx
+++ b/Science Books/Evolution/17 - Mass Extinctions - The Reset Buttons.docx
@@ -5,6 +5,8 @@
     <w:p>
       <w:pPr>
         <w:pStyle w:val="Title"/>
+        <w:ind w:left="0" w:right="0" w:firstLine="0"/>
+        <w:jc w:val="center"/>
       </w:pPr>
       <w:r>
         <w:t>Life: Science for Everyone</w:t>
@@ -13,6 +15,8 @@
     <w:p>
       <w:pPr>
         <w:pStyle w:val="Heading1"/>
+        <w:ind w:left="0" w:right="0" w:firstLine="0"/>
+        <w:jc w:val="center"/>
       </w:pPr>
       <w:r>
         <w:t>Chapter 17</w:t>
@@ -21,6 +25,8 @@
     <w:p>
       <w:pPr>
         <w:pStyle w:val="Heading1"/>
+        <w:ind w:left="0" w:right="0" w:firstLine="0"/>
+        <w:jc w:val="center"/>
       </w:pPr>
       <w:r>
         <w:t>Mass Extinctions: The Reset Buttons</w:t>
@@ -29,275 +35,959 @@
     <w:p>
       <w:pPr>
         <w:pStyle w:val="Heading1"/>
+        <w:ind w:left="0" w:right="0" w:firstLine="0"/>
+        <w:jc w:val="center"/>
       </w:pPr>
       <w:r>
         <w:t>The Background Rate</w:t>
       </w:r>
     </w:p>
     <w:p>
-      <w:pPr/>
+      <w:pPr>
+        <w:ind w:left="0" w:right="0" w:firstLine="0"/>
+        <w:jc w:val="center"/>
+      </w:pPr>
       <w:r>
-        <w:t>Species go extinct all the time. This is not a catastrophe. It is the ordinary business of evolution.</w:t>
+        <w:t>Species go extinct all the time.</w:t>
       </w:r>
-    </w:p>
-    <w:p>
-      <w:pPr/>
       <w:r>
-        <w:t>Paleontologists estimate a background rate of extinction, the steady, low-level loss of species that occurs even in calm periods of Earth's history, as older species are gradually outcompeted, or lose their habitat, or simply run out of luck across many generations.</w:t>
+        <w:br/>
+        <w:br/>
+        <w:t>That is not a disaster.</w:t>
       </w:r>
-    </w:p>
-    <w:p>
-      <w:pPr/>
       <w:r>
-        <w:t>A mass extinction is something else entirely: a sharp, geologically brief spike in that rate, in which a substantial fraction of all species on Earth, sometimes the majority, disappear within a window that, on the scale of Earth's history, looks nearly instantaneous, even if it actually unfolds over thousands or tens of thousands of years.</w:t>
+        <w:br/>
+        <w:br/>
+        <w:t>It is just evolution's ordinary, day-to-day business.</w:t>
       </w:r>
-    </w:p>
-    <w:p>
-      <w:pPr/>
       <w:r>
-        <w:t>Paleontologists studying the fossil record over the past several decades have identified five events large enough, and sudden enough, to stand clearly apart from the background rate. They are known, somewhat informally but universally, as the Big Five.</w:t>
+        <w:rPr>
+          <w:b/>
+        </w:rPr>
+        <w:br/>
+        <w:br/>
+        <w:t>Paleontologists</w:t>
+      </w:r>
+      <w:r>
+        <w:t xml:space="preserve"> study fossils to reconstruct Earth's past.</w:t>
+      </w:r>
+      <w:r>
+        <w:br/>
+        <w:br/>
+        <w:t xml:space="preserve">They have a name for how often extinction normally happens: the </w:t>
+      </w:r>
+      <w:r>
+        <w:rPr>
+          <w:b/>
+        </w:rPr>
+        <w:t>background rate of extinction</w:t>
+      </w:r>
+      <w:r>
+        <w:t>.</w:t>
+      </w:r>
+      <w:r>
+        <w:br/>
+        <w:br/>
+        <w:t>It is the slow, steady trickle of species disappearing, even during Earth's calmest stretches.</w:t>
+      </w:r>
+      <w:r>
+        <w:br/>
+        <w:br/>
+        <w:t>An old species loses its habitat.</w:t>
+      </w:r>
+      <w:r>
+        <w:br/>
+        <w:br/>
+        <w:t>Or a rival outcompetes it.</w:t>
+      </w:r>
+      <w:r>
+        <w:br/>
+        <w:br/>
+        <w:t>Or, across enough generations, it simply runs out of luck.</w:t>
+      </w:r>
+      <w:r>
+        <w:br/>
+        <w:br/>
+        <w:t>One by one, quietly, species blink out.</w:t>
+      </w:r>
+      <w:r>
+        <w:br/>
+        <w:br/>
+        <w:t xml:space="preserve">A </w:t>
+      </w:r>
+      <w:r>
+        <w:rPr>
+          <w:b/>
+        </w:rPr>
+        <w:t>mass extinction</w:t>
+      </w:r>
+      <w:r>
+        <w:t xml:space="preserve"> is something else entirely.</w:t>
+      </w:r>
+      <w:r>
+        <w:br/>
+        <w:br/>
+        <w:t>It is a sudden, sharp spike in that ordinary rate.</w:t>
+      </w:r>
+      <w:r>
+        <w:br/>
+        <w:br/>
+        <w:t>A large share of all species on Earth, sometimes most of them, disappear within a surprisingly short window.</w:t>
+      </w:r>
+      <w:r>
+        <w:br/>
+        <w:br/>
+        <w:t>“Short” here means short on a geological clock, not a human one.</w:t>
+      </w:r>
+      <w:r>
+        <w:br/>
+        <w:br/>
+        <w:t>The event can still stretch across thousands, even tens of thousands, of years.</w:t>
+      </w:r>
+      <w:r>
+        <w:br/>
+        <w:br/>
+        <w:t>Compared to evolution's usual pace, though, that is barely a blink.</w:t>
+      </w:r>
+      <w:r>
+        <w:br/>
+        <w:br/>
+        <w:t>Digging through the fossil record, paleontologists have found five extinctions large enough to stand clearly apart from the background rate.</w:t>
+      </w:r>
+      <w:r>
+        <w:br/>
+        <w:br/>
+        <w:t xml:space="preserve">Everyone just calls them the </w:t>
+      </w:r>
+      <w:r>
+        <w:rPr>
+          <w:b/>
+        </w:rPr>
+        <w:t>Big Five</w:t>
+      </w:r>
+      <w:r>
+        <w:t>.</w:t>
       </w:r>
     </w:p>
     <w:p>
       <w:pPr>
         <w:pStyle w:val="Heading1"/>
+        <w:ind w:left="0" w:right="0" w:firstLine="0"/>
+        <w:jc w:val="center"/>
       </w:pPr>
       <w:r>
         <w:t>The Big Five</w:t>
       </w:r>
     </w:p>
     <w:p>
-      <w:pPr/>
+      <w:pPr>
+        <w:ind w:left="0" w:right="0" w:firstLine="0"/>
+        <w:jc w:val="center"/>
+      </w:pPr>
       <w:r>
-        <w:t>The first was the end-Ordovician extinction, roughly 445 million years ago, which appears to have been driven substantially by a rapid glaciation and associated drop in sea level, followed by a rebound, severely disrupting marine ecosystems, which at the time held essentially all of Earth's animal life.</w:t>
+        <w:t>The first was the end-Ordovician extinction, about 445 million years ago.</w:t>
       </w:r>
-    </w:p>
-    <w:p>
-      <w:pPr/>
       <w:r>
-        <w:t>The second was the Late Devonian extinction, a more drawn-out series of events centered around 372 million years ago, whose precise causes remain less well understood than the other four, though changes in ocean oxygen levels appear to have played a significant role.</w:t>
+        <w:br/>
+        <w:br/>
+        <w:t>It seems to have been triggered by a glaciation.</w:t>
       </w:r>
-    </w:p>
-    <w:p>
-      <w:pPr/>
       <w:r>
-        <w:t>The third, and by a wide margin the most severe, was the end-Permian extinction, roughly 252 million years ago, sometimes called the Great Dying. Estimates vary by the specific group of organisms studied, but broadly suggest that somewhere in the range of nine out of every ten marine species were lost, along with a large majority of species on land.</w:t>
+        <w:br/>
+        <w:br/>
+        <w:t>That's a period when huge ice sheets spread and lock up much of the world's water.</w:t>
       </w:r>
-    </w:p>
-    <w:p>
-      <w:pPr/>
       <w:r>
-        <w:t>The fourth was the end-Triassic extinction, roughly 201 million years ago, which cleared away many of the large reptile groups that had been competing with the dinosaurs, opening ecological space that dinosaurs would go on to dominate for well over one hundred million years.</w:t>
+        <w:br/>
+        <w:br/>
+        <w:t>Sea levels dropped, then rebounded once the ice retreated.</w:t>
       </w:r>
-    </w:p>
-    <w:p>
-      <w:pPr/>
       <w:r>
-        <w:t>The fifth, and the most famous, was the end-Cretaceous extinction, 66 million years ago, which ended the age of non-avian dinosaurs.</w:t>
+        <w:br/>
+        <w:br/>
+        <w:t>Marine life took the hit both times.</w:t>
+      </w:r>
+      <w:r>
+        <w:br/>
+        <w:br/>
+        <w:t>That mattered enormously back then, because almost all animal life on Earth still lived in the ocean.</w:t>
+      </w:r>
+      <w:r>
+        <w:br/>
+        <w:br/>
+        <w:t>The second was the Late Devonian extinction, a messier series of events centered around 372 million years ago.</w:t>
+      </w:r>
+      <w:r>
+        <w:br/>
+        <w:br/>
+        <w:t>Its causes are the least understood of the five.</w:t>
+      </w:r>
+      <w:r>
+        <w:br/>
+        <w:br/>
+        <w:t>A drop in the ocean's oxygen levels seems to have played a major part.</w:t>
+      </w:r>
+      <w:r>
+        <w:br/>
+        <w:br/>
+        <w:t>The third, and by a wide margin the worst, was the end-Permian extinction, about 252 million years ago.</w:t>
+      </w:r>
+      <w:r>
+        <w:br/>
+        <w:br/>
+        <w:t xml:space="preserve">People call it the </w:t>
+      </w:r>
+      <w:r>
+        <w:rPr>
+          <w:b/>
+        </w:rPr>
+        <w:t>Great Dying</w:t>
+      </w:r>
+      <w:r>
+        <w:t>, and the name is not an exaggeration.</w:t>
+      </w:r>
+      <w:r>
+        <w:br/>
+        <w:br/>
+        <w:t>Estimates vary depending on which group of organisms scientists study.</w:t>
+      </w:r>
+      <w:r>
+        <w:br/>
+        <w:br/>
+        <w:t>But roughly nine out of every ten marine species vanished.</w:t>
+      </w:r>
+      <w:r>
+        <w:br/>
+        <w:br/>
+        <w:t>Most species on land were lost too.</w:t>
+      </w:r>
+      <w:r>
+        <w:br/>
+        <w:br/>
+        <w:t>Picture losing nine out of every ten people you know, everywhere on Earth, all at once.</w:t>
+      </w:r>
+      <w:r>
+        <w:br/>
+        <w:br/>
+        <w:t>That is the scale the fossil record is describing.</w:t>
+      </w:r>
+      <w:r>
+        <w:br/>
+        <w:br/>
+        <w:t>The fourth was the end-Triassic extinction, about 201 million years ago.</w:t>
+      </w:r>
+      <w:r>
+        <w:br/>
+        <w:br/>
+        <w:t>It cleared out many of the large reptiles that had been competing with the dinosaurs.</w:t>
+      </w:r>
+      <w:r>
+        <w:br/>
+        <w:br/>
+        <w:t>That opened up space for dinosaurs to dominate for well over a hundred million years.</w:t>
+      </w:r>
+      <w:r>
+        <w:br/>
+        <w:br/>
+        <w:t>The fifth, and by far the most famous, was the end-Cretaceous extinction, 66 million years ago.</w:t>
+      </w:r>
+      <w:r>
+        <w:br/>
+        <w:br/>
+        <w:t>It ended the age of the non-avian dinosaurs, meaning every dinosaur except the branch that became birds.</w:t>
       </w:r>
     </w:p>
     <w:p>
       <w:pPr>
         <w:pStyle w:val="Heading1"/>
+        <w:ind w:left="0" w:right="0" w:firstLine="0"/>
+        <w:jc w:val="center"/>
       </w:pPr>
       <w:r>
         <w:t>A Layer of Iridium</w:t>
       </w:r>
     </w:p>
     <w:p>
-      <w:pPr/>
+      <w:pPr>
+        <w:ind w:left="0" w:right="0" w:firstLine="0"/>
+        <w:jc w:val="center"/>
+      </w:pPr>
       <w:r>
-        <w:t>For most of the twentieth century, the cause of the end-Cretaceous extinction was genuinely unknown, and theories ranged widely, disease, climate shifts, competition from early mammals, none of them well supported by direct evidence.</w:t>
+        <w:t>For most of the twentieth century, nobody actually knew what had killed off the dinosaurs.</w:t>
       </w:r>
-    </w:p>
-    <w:p>
-      <w:pPr/>
       <w:r>
-        <w:t>In 1980, the physicist Luis Alvarez, his son the geologist Walter Alvarez, and two chemist colleagues published a paper that transformed the question. Walter Alvarez had been studying a thin layer of clay, found at the exact geological boundary marking the end of the Cretaceous period, in rock formations in Italy.</w:t>
+        <w:br/>
+        <w:br/>
+        <w:t>Theories ranged everywhere: disease, climate shifts, competition from early mammals.</w:t>
       </w:r>
-    </w:p>
-    <w:p>
-      <w:pPr/>
       <w:r>
-        <w:t>The layer was unusually rich in iridium, an element rare in Earth's crust but relatively common in asteroids and comets. The team proposed that this enriched layer was the fallout from a large asteroid impact, one big enough to have thrown a worldwide layer of debris, mixed with iridium from the impactor itself, high into the atmosphere, where it settled everywhere on Earth at once, leaving the same thin, iridium-rich layer in rock formations on every continent.</w:t>
+        <w:br/>
+        <w:br/>
+        <w:t>None of them had much evidence behind them.</w:t>
       </w:r>
-    </w:p>
-    <w:p>
-      <w:pPr/>
       <w:r>
-        <w:t>The hypothesis was bold, and initially controversial, not least because no crater of the right size and age had yet been found. That changed in the early 1990s, when researchers confirmed that a large buried crater, discovered years earlier during oil exploration and named Chicxulub after a nearby town on Mexico's Yucatán Peninsula, matched the impact's expected size, age, and location precisely.</w:t>
+        <w:br/>
+        <w:br/>
+        <w:t>Then, in 1980, everything changed.</w:t>
       </w:r>
-    </w:p>
-    <w:p>
-      <w:pPr/>
       <w:r>
-        <w:t>The Chicxulub crater is roughly 180 kilometers across, consistent with an impactor perhaps ten kilometers wide, and its age lines up, within the resolution available to modern dating methods, with the iridium layer and the end-Cretaceous extinction itself.</w:t>
+        <w:br/>
+        <w:br/>
+        <w:t>Luis Alvarez, a Nobel Prize-winning physicist, teamed up with his son Walter Alvarez, a geologist.</w:t>
+      </w:r>
+      <w:r>
+        <w:br/>
+        <w:br/>
+        <w:t>Two chemist colleagues joined them.</w:t>
+      </w:r>
+      <w:r>
+        <w:br/>
+        <w:br/>
+        <w:t>Walter had been studying a thin layer of clay in Italy.</w:t>
+      </w:r>
+      <w:r>
+        <w:br/>
+        <w:br/>
+        <w:t>It sat at the exact geological boundary marking the end of the Cretaceous period.</w:t>
+      </w:r>
+      <w:r>
+        <w:br/>
+        <w:br/>
+        <w:t xml:space="preserve">That layer was unusually rich in </w:t>
+      </w:r>
+      <w:r>
+        <w:rPr>
+          <w:b/>
+        </w:rPr>
+        <w:t>iridium</w:t>
+      </w:r>
+      <w:r>
+        <w:t>.</w:t>
+      </w:r>
+      <w:r>
+        <w:br/>
+        <w:br/>
+        <w:t>Iridium is an element that is rare in Earth's crust but far more common in asteroids and comets.</w:t>
+      </w:r>
+      <w:r>
+        <w:br/>
+        <w:br/>
+        <w:t>The team had a bold proposal.</w:t>
+      </w:r>
+      <w:r>
+        <w:br/>
+        <w:br/>
+        <w:t>A large asteroid had struck Earth.</w:t>
+      </w:r>
+      <w:r>
+        <w:br/>
+        <w:br/>
+        <w:t>The impact was hard enough to blast a worldwide cloud of debris high into the atmosphere.</w:t>
+      </w:r>
+      <w:r>
+        <w:br/>
+        <w:br/>
+        <w:t>The debris was laced with iridium from the asteroid itself.</w:t>
+      </w:r>
+      <w:r>
+        <w:br/>
+        <w:br/>
+        <w:t>That cloud settled everywhere on the planet at once.</w:t>
+      </w:r>
+      <w:r>
+        <w:br/>
+        <w:br/>
+        <w:t>It left the same thin, iridium-rich streak in rock layers on every continent.</w:t>
+      </w:r>
+      <w:r>
+        <w:br/>
+        <w:br/>
+        <w:t>At first, the idea was controversial.</w:t>
+      </w:r>
+      <w:r>
+        <w:br/>
+        <w:br/>
+        <w:t>No crater of the right size and age had turned up yet.</w:t>
+      </w:r>
+      <w:r>
+        <w:br/>
+        <w:br/>
+        <w:t>That changed in the early 1990s.</w:t>
+      </w:r>
+      <w:r>
+        <w:br/>
+        <w:br/>
+        <w:t>Researchers confirmed a large buried crater, found years earlier during oil exploration.</w:t>
+      </w:r>
+      <w:r>
+        <w:br/>
+        <w:br/>
+        <w:t>It was named Chicxulub, after a nearby town on Mexico's Yucatán Peninsula.</w:t>
+      </w:r>
+      <w:r>
+        <w:br/>
+        <w:br/>
+        <w:t>Its size, age, and location all matched what the impact should have left behind.</w:t>
+      </w:r>
+      <w:r>
+        <w:br/>
+        <w:br/>
+        <w:t>The Chicxulub crater is roughly 180 kilometers across.</w:t>
+      </w:r>
+      <w:r>
+        <w:br/>
+        <w:br/>
+        <w:t>That is wide enough that driving across it, at highway speed, would take about two hours.</w:t>
+      </w:r>
+      <w:r>
+        <w:br/>
+        <w:br/>
+        <w:t>It fits an impactor roughly ten kilometers wide, about as tall as Mount Everest, falling out of the sky.</w:t>
+      </w:r>
+      <w:r>
+        <w:br/>
+        <w:br/>
+        <w:t>Its age lines up with both the iridium layer and the end-Cretaceous extinction.</w:t>
+      </w:r>
+      <w:r>
+        <w:br/>
+        <w:br/>
+        <w:t>Modern dating methods can't pin it down any more precisely than that.</w:t>
       </w:r>
     </w:p>
     <w:p>
       <w:pPr>
         <w:pStyle w:val="Heading1"/>
+        <w:ind w:left="0" w:right="0" w:firstLine="0"/>
+        <w:jc w:val="center"/>
       </w:pPr>
       <w:r>
         <w:t>A Second Suspect</w:t>
       </w:r>
     </w:p>
     <w:p>
-      <w:pPr/>
+      <w:pPr>
+        <w:ind w:left="0" w:right="0" w:firstLine="0"/>
+        <w:jc w:val="center"/>
+      </w:pPr>
       <w:r>
-        <w:t>The asteroid impact is not the whole story, and geologists studying the end-Permian extinction, the far larger Great Dying, have identified a different, and in some ways more alarming, culprit.</w:t>
+        <w:t>The asteroid is not the whole story.</w:t>
       </w:r>
-    </w:p>
-    <w:p>
-      <w:pPr/>
       <w:r>
-        <w:t>Around the time of the end-Permian extinction, a region of what is now Siberia experienced one of the largest volcanic episodes in Earth's history, a series of eruptions covering an enormous area with layer upon layer of lava, in an event geologists call the Siberian Traps.</w:t>
+        <w:br/>
+        <w:br/>
+        <w:t>Geologists studying the end-Permian extinction, the Great Dying described above, have found a different culprit.</w:t>
       </w:r>
-    </w:p>
-    <w:p>
-      <w:pPr/>
       <w:r>
-        <w:t>This was not the kind of explosive volcanism that throws ash briefly into the sky. It was a sustained, massive outpouring of magma over what appears to have been hundreds of thousands of years, releasing enormous quantities of carbon dioxide and other gases into the atmosphere and oceans over that entire period.</w:t>
+        <w:br/>
+        <w:br/>
+        <w:t>In some ways, it is scarier.</w:t>
       </w:r>
-    </w:p>
-    <w:p>
-      <w:pPr/>
       <w:r>
-        <w:t>The proposed chain of consequences is severe and, researchers argue, mutually reinforcing: a sharp rise in global temperatures from the greenhouse gases, an associated drop in dissolved oxygen in the oceans as warmer water holds less gas, and an increase in ocean acidity from the carbon dioxide dissolving into seawater, striking marine life on several fronts simultaneously.</w:t>
+        <w:br/>
+        <w:br/>
+        <w:t>Around that time, a region of what is now Siberia went through one of the largest volcanic episodes in Earth's history.</w:t>
       </w:r>
-    </w:p>
-    <w:p>
-      <w:pPr/>
       <w:r>
-        <w:t>The timing of the Siberian Traps eruptions and the timing of the end-Permian extinction line up closely enough that most researchers now consider the volcanism the primary driver of the Great Dying, though the exact chain of cause and effect, and the relative contribution of each individual stress, remains an active area of ongoing research.</w:t>
+        <w:br/>
+        <w:br/>
+        <w:t>Eruption after eruption buried an enormous area under layer upon layer of lava.</w:t>
+      </w:r>
+      <w:r>
+        <w:br/>
+        <w:br/>
+        <w:t xml:space="preserve">Geologists call the whole event the </w:t>
+      </w:r>
+      <w:r>
+        <w:rPr>
+          <w:b/>
+        </w:rPr>
+        <w:t>Siberian Traps</w:t>
+      </w:r>
+      <w:r>
+        <w:t>.</w:t>
+      </w:r>
+      <w:r>
+        <w:br/>
+        <w:br/>
+        <w:t>This was not the kind of eruption that throws ash into the sky for a few dramatic days.</w:t>
+      </w:r>
+      <w:r>
+        <w:br/>
+        <w:br/>
+        <w:t>It was a slow, massive outpouring of magma.</w:t>
+      </w:r>
+      <w:r>
+        <w:br/>
+        <w:br/>
+        <w:t>It stretched across what looks like hundreds of thousands of years.</w:t>
+      </w:r>
+      <w:r>
+        <w:br/>
+        <w:br/>
+        <w:t>The whole time, it kept releasing huge quantities of carbon dioxide and other gases into the air and oceans.</w:t>
+      </w:r>
+      <w:r>
+        <w:br/>
+        <w:br/>
+        <w:t>The damage this caused seems to have come from three directions at once.</w:t>
+      </w:r>
+      <w:r>
+        <w:br/>
+        <w:br/>
+        <w:t>Global temperatures spiked, driven by greenhouse gases: gases that trap heat, the way a closed car left in the sun traps warmth.</w:t>
+      </w:r>
+      <w:r>
+        <w:br/>
+        <w:br/>
+        <w:t>Warmer water holds less oxygen, so the oceans grew short of breath.</w:t>
+      </w:r>
+      <w:r>
+        <w:br/>
+        <w:br/>
+        <w:t>And all that extra carbon dioxide made seawater more acidic, which is rough on anything built from shell or skeleton.</w:t>
+      </w:r>
+      <w:r>
+        <w:br/>
+        <w:br/>
+        <w:t>Researchers think these three stresses reinforced each other.</w:t>
+      </w:r>
+      <w:r>
+        <w:br/>
+        <w:br/>
+        <w:t>The timing of the Siberian eruptions lines up closely with the timing of the end-Permian extinction.</w:t>
+      </w:r>
+      <w:r>
+        <w:br/>
+        <w:br/>
+        <w:t>Because of that, most researchers now consider the volcanism the main driver of the Great Dying.</w:t>
+      </w:r>
+      <w:r>
+        <w:br/>
+        <w:br/>
+        <w:t>Exactly how the pieces fit together is still being worked out.</w:t>
       </w:r>
     </w:p>
     <w:p>
       <w:pPr>
         <w:pStyle w:val="Heading1"/>
+        <w:ind w:left="0" w:right="0" w:firstLine="0"/>
+        <w:jc w:val="center"/>
       </w:pPr>
       <w:r>
         <w:t>Opportunity, Not Merit</w:t>
       </w:r>
     </w:p>
     <w:p>
-      <w:pPr/>
+      <w:pPr>
+        <w:ind w:left="0" w:right="0" w:firstLine="0"/>
+        <w:jc w:val="center"/>
+      </w:pPr>
       <w:r>
-        <w:t>It is tempting to think of mass extinctions as nature clearing away the weak to make room for the strong. The actual pattern in the fossil record is both stranger and more important than that.</w:t>
+        <w:t>It is tempting to picture mass extinctions as nature clearing out the weak to make room for the strong.</w:t>
       </w:r>
-    </w:p>
-    <w:p>
-      <w:pPr/>
       <w:r>
-        <w:t>The most striking example involves mammals and dinosaurs. Mammals did not evolve after the dinosaurs went extinct, waiting in reserve for their chance. The earliest mammals appear in the fossil record not long after the very first dinosaurs, over 200 million years ago, and mammals coexisted alongside dinosaurs for well over 150 million years, the entire span of the age of dinosaurs, remaining almost universally small, nocturnal, and ecologically marginal throughout that entire time.</w:t>
+        <w:br/>
+        <w:br/>
+        <w:t>The actual pattern in the fossil record is stranger, and more useful, than that.</w:t>
       </w:r>
-    </w:p>
-    <w:p>
-      <w:pPr/>
       <w:r>
-        <w:t>What the end-Cretaceous extinction actually did was remove the large, dominant dinosaurs that had, for those 150-plus million years, occupied essentially every ecological role a larger, more visible animal might otherwise have filled. With that competition suddenly and catastrophically gone, mammals, who had survived the extinction event itself in reasonably large numbers, found an emptied world of available ecological space, and diversified explosively into it over the following few million years, eventually producing everything from bats to whales to primates.</w:t>
+        <w:br/>
+        <w:br/>
+        <w:t>The clearest example involves mammals and dinosaurs.</w:t>
       </w:r>
-    </w:p>
-    <w:p>
-      <w:pPr/>
       <w:r>
-        <w:t>Survival through a mass extinction is not primarily a reward for being well adapted to the world as it was. It is, more often, closely tied to being the kind of organism, small, generalist, widespread, adaptable to a range of conditions, that happens to weather a sudden and drastic change in the rules, rather than the kind of organism, however impressively adapted, that was highly specialized for the world exactly as it had been.</w:t>
+        <w:br/>
+        <w:br/>
+        <w:t>Mammals did not evolve after the dinosaurs disappeared, patiently waiting for their turn.</w:t>
       </w:r>
-    </w:p>
-    <w:p>
-      <w:pPr/>
       <w:r>
-        <w:t>The rules, after a mass extinction, have genuinely changed, and the previous winners are frequently not the new ones.</w:t>
+        <w:br/>
+        <w:br/>
+        <w:t>The earliest mammals show up in the fossil record not long after the very first dinosaurs, over 200 million years ago.</w:t>
+      </w:r>
+      <w:r>
+        <w:br/>
+        <w:br/>
+        <w:t>Mammals and dinosaurs then shared the planet for more than 150 million years.</w:t>
+      </w:r>
+      <w:r>
+        <w:br/>
+        <w:br/>
+        <w:t>That is the entire span of the age of dinosaurs.</w:t>
+      </w:r>
+      <w:r>
+        <w:br/>
+        <w:br/>
+        <w:t>For comparison, our own species, Homo sapiens, has only existed for around 300,000 years.</w:t>
+      </w:r>
+      <w:r>
+        <w:br/>
+        <w:br/>
+        <w:t>Mammals sat in the shadows roughly five hundred times longer than that.</w:t>
+      </w:r>
+      <w:r>
+        <w:br/>
+        <w:br/>
+        <w:t>They stayed small, mostly nocturnal, and ecologically beside the point.</w:t>
+      </w:r>
+      <w:r>
+        <w:br/>
+        <w:br/>
+        <w:t>Then the end-Cretaceous extinction removed the large, dominant dinosaurs.</w:t>
+      </w:r>
+      <w:r>
+        <w:br/>
+        <w:br/>
+        <w:t>For over 150 million years, those dinosaurs had occupied nearly every ecological role a bigger, more visible animal could fill.</w:t>
+      </w:r>
+      <w:r>
+        <w:br/>
+        <w:br/>
+        <w:t>That competition vanished, suddenly and completely.</w:t>
+      </w:r>
+      <w:r>
+        <w:br/>
+        <w:br/>
+        <w:t>The mammals that survived the extinction, and a fair number did, found an emptied world waiting for them.</w:t>
+      </w:r>
+      <w:r>
+        <w:br/>
+        <w:br/>
+        <w:t>They diversified explosively over the next few million years.</w:t>
+      </w:r>
+      <w:r>
+        <w:br/>
+        <w:br/>
+        <w:t>Eventually, they produced everything from bats to whales to us.</w:t>
+      </w:r>
+      <w:r>
+        <w:br/>
+        <w:br/>
+        <w:t>So ask yourself: was that success earned?</w:t>
+      </w:r>
+      <w:r>
+        <w:br/>
+        <w:br/>
+        <w:t>Survival through a mass extinction is not mainly a reward for being well suited to the old world.</w:t>
+      </w:r>
+      <w:r>
+        <w:br/>
+        <w:br/>
+        <w:t>It has more to do with being small, adaptable, and widespread.</w:t>
+      </w:r>
+      <w:r>
+        <w:br/>
+        <w:br/>
+        <w:t>Those are the traits that let an organism shrug off a sudden change in the rules.</w:t>
+      </w:r>
+      <w:r>
+        <w:br/>
+        <w:br/>
+        <w:t>Being exquisitely specialized for the old world does not help once the rules change.</w:t>
+      </w:r>
+      <w:r>
+        <w:br/>
+        <w:br/>
+        <w:t>It does not matter how impressive that specialization once looked.</w:t>
+      </w:r>
+      <w:r>
+        <w:br/>
+        <w:br/>
+        <w:t>And the rules, after a mass extinction, have genuinely changed.</w:t>
+      </w:r>
+      <w:r>
+        <w:br/>
+        <w:br/>
+        <w:t>The previous winners are often not the new ones.</w:t>
       </w:r>
     </w:p>
     <w:p>
       <w:pPr>
         <w:pStyle w:val="Heading1"/>
+        <w:ind w:left="0" w:right="0" w:firstLine="0"/>
+        <w:jc w:val="center"/>
       </w:pPr>
       <w:r>
         <w:t>How Long Recovery Takes</w:t>
       </w:r>
     </w:p>
     <w:p>
-      <w:pPr/>
+      <w:pPr>
+        <w:ind w:left="0" w:right="0" w:firstLine="0"/>
+        <w:jc w:val="center"/>
+      </w:pPr>
       <w:r>
-        <w:t>One of the sobering lessons from the fossil record concerns not just how quickly diversity can be lost, but how slowly it returns.</w:t>
+        <w:t>The fossil record teaches a sobering lesson here.</w:t>
       </w:r>
-    </w:p>
-    <w:p>
-      <w:pPr/>
       <w:r>
-        <w:t>Studies of the recovery period following the end-Permian extinction, the most severe of the Big Five, suggest that ecosystems took on the order of several million years, and by some measures considerably longer, to rebuild anything resembling their prior level of ecological complexity and diversity.</w:t>
+        <w:br/>
+        <w:br/>
+        <w:t>It is not only about how fast diversity can vanish.</w:t>
       </w:r>
-    </w:p>
-    <w:p>
-      <w:pPr/>
       <w:r>
-        <w:t>This is a genuinely important point for understanding the scale of what a mass extinction represents. It is not simply a temporary dip, quickly corrected. It is closer to the reduction of what had built up over the preceding many tens of millions of years, evolution's overall pace being what it is, followed by evolution having to rebuild comparable richness essentially from scratch, over a comparably long stretch of time.</w:t>
+        <w:br/>
+        <w:br/>
+        <w:t>It is about how slowly it comes back.</w:t>
+      </w:r>
+      <w:r>
+        <w:br/>
+        <w:br/>
+        <w:t>Look at the recovery after the end-Permian extinction, the worst of the Big Five.</w:t>
+      </w:r>
+      <w:r>
+        <w:br/>
+        <w:br/>
+        <w:t>Ecosystems took on the order of several million years to rebuild anything like their old richness.</w:t>
+      </w:r>
+      <w:r>
+        <w:br/>
+        <w:br/>
+        <w:t>By some measures, it took much longer than that.</w:t>
+      </w:r>
+      <w:r>
+        <w:br/>
+        <w:br/>
+        <w:t>Picture the entirety of recorded human history, from the first cities to right now, repeating itself hundreds of times over.</w:t>
+      </w:r>
+      <w:r>
+        <w:br/>
+        <w:br/>
+        <w:t>That is roughly the stretch of time we are talking about.</w:t>
+      </w:r>
+      <w:r>
+        <w:br/>
+        <w:br/>
+        <w:t>A mass extinction, then, is not a quick dip that soon corrects itself.</w:t>
+      </w:r>
+      <w:r>
+        <w:br/>
+        <w:br/>
+        <w:t>It wipes out what evolution spent tens of millions of years slowly building.</w:t>
+      </w:r>
+      <w:r>
+        <w:br/>
+        <w:br/>
+        <w:t>Evolution then has to rebuild something comparably rich, essentially from scratch, over a similarly long stretch of time.</w:t>
       </w:r>
     </w:p>
     <w:p>
       <w:pPr>
         <w:pStyle w:val="Heading1"/>
+        <w:ind w:left="0" w:right="0" w:firstLine="0"/>
+        <w:jc w:val="center"/>
       </w:pPr>
       <w:r>
         <w:t>The Present, With Appropriate Hedges</w:t>
       </w:r>
     </w:p>
     <w:p>
-      <w:pPr/>
+      <w:pPr>
+        <w:ind w:left="0" w:right="0" w:firstLine="0"/>
+        <w:jc w:val="center"/>
+      </w:pPr>
       <w:r>
-        <w:t>No account of mass extinction is complete without acknowledging the question inevitably raised by all of this: whether humanity is currently causing, or contributing to, a sixth such event.</w:t>
+        <w:t>No chapter on mass extinction can avoid the question everyone eventually asks.</w:t>
       </w:r>
-    </w:p>
-    <w:p>
-      <w:pPr/>
       <w:r>
-        <w:t>This is a subject on which scientific estimates vary considerably, depending heavily on methodology, on which taxonomic groups are studied, and on how strictly a given researcher defines extinction versus severe, ongoing population decline. Widely cited estimates, drawing on documented extinctions since roughly the year 1500 alongside broader biodiversity monitoring, suggest that current extinction rates across many groups of species are substantially elevated above the background rate the fossil record documents for calmer periods of Earth's history, in some estimates by a factor in the tens, in others considerably higher, depending on the assumptions used.</w:t>
+        <w:br/>
+        <w:br/>
+        <w:t>Is humanity currently causing a sixth one?</w:t>
       </w:r>
-    </w:p>
-    <w:p>
-      <w:pPr/>
       <w:r>
-        <w:t>Whether the ongoing losses will ultimately rise to match the scale of the Big Five is genuinely uncertain, and depends heavily on choices still being made. What is well documented and not seriously disputed is that current rates of habitat loss, and the pace of species decline associated with it, are historically unusual by the standards the fossil record otherwise sets.</w:t>
+        <w:br/>
+        <w:br/>
+        <w:t>Scientific estimates vary quite a bit here.</w:t>
       </w:r>
-    </w:p>
-    <w:p>
-      <w:pPr/>
       <w:r>
-        <w:t>This book has no interest in doom-mongering, and the honest scientific picture does not require it. The point worth taking from this chapter is narrower, and more useful: the fossil record shows, repeatedly and across independent events with quite different specific causes, that ecosystems under severe and rapid stress can lose the majority of their constituent species within a geologically brief window, and that rebuilding comparable diversity afterward is a process measured in millions of years, not centuries. That pattern is simply a fact about how the biosphere behaves under this specific kind of pressure, established independently of any question about the present.</w:t>
+        <w:br/>
+        <w:br/>
+        <w:t>They depend on the methods used, and on which groups of species are studied.</w:t>
+      </w:r>
+      <w:r>
+        <w:br/>
+        <w:br/>
+        <w:t>They also depend on how strictly a researcher defines “extinction” versus “a severe, ongoing decline.”</w:t>
+      </w:r>
+      <w:r>
+        <w:br/>
+        <w:br/>
+        <w:t>Widely cited estimates draw on documented extinctions since around the year 1500.</w:t>
+      </w:r>
+      <w:r>
+        <w:br/>
+        <w:br/>
+        <w:t>They combine that record with broader monitoring of biodiversity today.</w:t>
+      </w:r>
+      <w:r>
+        <w:br/>
+        <w:br/>
+        <w:t>Together, these suggest current extinction rates are well above the background rate the fossil record shows for calmer periods.</w:t>
+      </w:r>
+      <w:r>
+        <w:br/>
+        <w:br/>
+        <w:t>Some estimates put it at tens of times higher.</w:t>
+      </w:r>
+      <w:r>
+        <w:br/>
+        <w:br/>
+        <w:t>Others put it considerably higher still, depending on the assumptions used.</w:t>
+      </w:r>
+      <w:r>
+        <w:br/>
+        <w:br/>
+        <w:t>Whether the damage will eventually match the scale of the Big Five is genuinely uncertain.</w:t>
+      </w:r>
+      <w:r>
+        <w:br/>
+        <w:br/>
+        <w:t>That depends heavily on choices still being made right now.</w:t>
+      </w:r>
+      <w:r>
+        <w:br/>
+        <w:br/>
+        <w:t>One thing is well documented, and not seriously disputed.</w:t>
+      </w:r>
+      <w:r>
+        <w:br/>
+        <w:br/>
+        <w:t>Today's rate of habitat loss is historically unusual by the standards the fossil record otherwise sets.</w:t>
+      </w:r>
+      <w:r>
+        <w:br/>
+        <w:br/>
+        <w:t>So is the pace of species decline that comes with it.</w:t>
+      </w:r>
+      <w:r>
+        <w:br/>
+        <w:br/>
+        <w:t>This book has no interest in doom-mongering, and the honest scientific picture does not require any.</w:t>
+      </w:r>
+      <w:r>
+        <w:br/>
+        <w:br/>
+        <w:t>The useful point is narrower than that.</w:t>
+      </w:r>
+      <w:r>
+        <w:br/>
+        <w:br/>
+        <w:t>Again and again, in events with very different specific causes, the fossil record shows the same pattern.</w:t>
+      </w:r>
+      <w:r>
+        <w:br/>
+        <w:br/>
+        <w:t>Ecosystems under severe, rapid stress can lose most of their species within a short geological window.</w:t>
+      </w:r>
+      <w:r>
+        <w:br/>
+        <w:br/>
+        <w:t>Rebuilding comparable diversity afterward takes millions of years, not centuries.</w:t>
+      </w:r>
+      <w:r>
+        <w:br/>
+        <w:br/>
+        <w:t>That is simply a fact about how life on Earth behaves under this particular kind of pressure.</w:t>
+      </w:r>
+      <w:r>
+        <w:br/>
+        <w:br/>
+        <w:t>It holds true independently of anything happening today.</w:t>
       </w:r>
     </w:p>
     <w:p>
       <w:pPr>
         <w:pStyle w:val="Heading1"/>
+        <w:ind w:left="0" w:right="0" w:firstLine="0"/>
+        <w:jc w:val="center"/>
       </w:pPr>
       <w:r>
         <w:t>The Evolutionary Punchline</w:t>
       </w:r>
     </w:p>
     <w:p>
-      <w:pPr/>
+      <w:pPr>
+        <w:ind w:left="0" w:right="0" w:firstLine="0"/>
+        <w:jc w:val="center"/>
+      </w:pPr>
       <w:r>
-        <w:t>Extinction, in the ordinary background sense, is simply evolution doing its usual, unhurried business, one species at a time, across the ordinary churn of environmental change and competition described throughout the last several chapters.</w:t>
+        <w:t>Ordinary, background extinction is evolution doing its usual, unhurried work.</w:t>
       </w:r>
-    </w:p>
-    <w:p>
-      <w:pPr/>
       <w:r>
-        <w:t>A mass extinction is different in kind, not just in degree. A ten-kilometer rock falling from space. A continent's worth of lava, erupting for hundreds of thousands of years, poisoning ocean and air together. Both events, separated by nearly 200 million years, rewrote which lineages got to keep playing the game, and did so largely without regard to which lineages had, up to that point, been playing it well.</w:t>
+        <w:br/>
+        <w:br/>
+        <w:t>One species at a time, through the everyday churn of environmental change and competition.</w:t>
       </w:r>
-    </w:p>
-    <w:p>
-      <w:pPr/>
       <w:r>
-        <w:t>Mammals did not out-evolve the dinosaurs. They waited, in the margins, small and unremarkable, for over 150 million years, until an asteroid changed the rules in their favor.</w:t>
+        <w:br/>
+        <w:br/>
+        <w:t>A mass extinction is different in kind, not just in degree.</w:t>
       </w:r>
-    </w:p>
-    <w:p>
-      <w:pPr/>
       <w:r>
-        <w:t>That is the real, uncomfortable lesson the Big Five leave behind. Fitness, the concept Chapter 7 defined carefully as reproductive success within a given set of circumstances, is only ever fitness for the circumstances that happen to be in force at the time. Circumstances, the fossil record shows clearly and repeatedly, can change catastrophically, with essentially no advance notice, and evolution offers no guarantee, to any lineage, however dominant, that its particular circumstances will hold.</w:t>
+        <w:br/>
+        <w:br/>
+        <w:t>A ten-kilometer rock, falling out of space.</w:t>
+      </w:r>
+      <w:r>
+        <w:br/>
+        <w:br/>
+        <w:t>A continent's worth of lava, erupting for hundreds of thousands of years, poisoning ocean and air together.</w:t>
+      </w:r>
+      <w:r>
+        <w:br/>
+        <w:br/>
+        <w:t>These two events, separated by nearly 200 million years, rewrote which lineages got to keep playing the game.</w:t>
+      </w:r>
+      <w:r>
+        <w:br/>
+        <w:br/>
+        <w:t>They did it largely without regard for which lineages had been playing it well.</w:t>
+      </w:r>
+      <w:r>
+        <w:br/>
+        <w:br/>
+        <w:t>Mammals did not out-evolve the dinosaurs.</w:t>
+      </w:r>
+      <w:r>
+        <w:br/>
+        <w:br/>
+        <w:t>They waited in the margins, small and unremarkable, for over 150 million years.</w:t>
+      </w:r>
+      <w:r>
+        <w:br/>
+        <w:br/>
+        <w:t>Then an asteroid changed the rules in their favor.</w:t>
+      </w:r>
+      <w:r>
+        <w:br/>
+        <w:br/>
+        <w:t>That is the uncomfortable lesson the Big Five leave behind.</w:t>
+      </w:r>
+      <w:r>
+        <w:rPr>
+          <w:b/>
+        </w:rPr>
+        <w:br/>
+        <w:br/>
+        <w:t>Fitness</w:t>
+      </w:r>
+      <w:r>
+        <w:t xml:space="preserve"> is the idea Chapter 7 defined as reproductive success given a particular set of circumstances.</w:t>
+      </w:r>
+      <w:r>
+        <w:br/>
+        <w:br/>
+        <w:t>It is only ever fitness for the circumstances happening to be in force right now.</w:t>
+      </w:r>
+      <w:r>
+        <w:br/>
+        <w:br/>
+        <w:t>Circumstances, the fossil record shows again and again, can change catastrophically, with no advance notice at all.</w:t>
+      </w:r>
+      <w:r>
+        <w:br/>
+        <w:br/>
+        <w:t>Evolution offers no guarantee, to any lineage, however dominant it looks today, that its particular circumstances will hold.</w:t>
       </w:r>
     </w:p>
     <w:sectPr>
@@ -742,12 +1432,12 @@
       <w:outlineLvl w:val="0"/>
     </w:pPr>
     <w:rPr>
-      <w:rFonts w:asciiTheme="majorHAnsi" w:eastAsiaTheme="majorEastAsia" w:hAnsiTheme="majorHAnsi" w:cstheme="majorBidi" w:ascii="Georgia" w:hAnsi="Georgia"/>
+      <w:rFonts w:ascii="Amazon Ember" w:hAnsi="Amazon Ember" w:cs="Amazon Ember"/>
       <w:b/>
       <w:bCs/>
-      <w:color w:val="365F91" w:themeColor="accent1" w:themeShade="BF"/>
-      <w:sz w:val="30"/>
-      <w:szCs w:val="28"/>
+      <w:color w:val="0000FF"/>
+      <w:sz w:val="36"/>
+      <w:szCs w:val="36"/>
     </w:rPr>
   </w:style>
   <w:style w:type="paragraph" w:styleId="Heading2">
@@ -1032,13 +1722,11 @@
       <w:jc w:val="center"/>
     </w:pPr>
     <w:rPr>
-      <w:rFonts w:asciiTheme="majorHAnsi" w:eastAsiaTheme="majorEastAsia" w:hAnsiTheme="majorHAnsi" w:cstheme="majorBidi" w:ascii="Georgia" w:hAnsi="Georgia"/>
+      <w:rFonts w:ascii="Amazon Ember" w:hAnsi="Amazon Ember" w:cs="Amazon Ember"/>
       <w:b/>
-      <w:color w:val="17365D" w:themeColor="text2" w:themeShade="BF"/>
-      <w:spacing w:val="5"/>
-      <w:kern w:val="28"/>
-      <w:sz w:val="40"/>
-      <w:szCs w:val="52"/>
+      <w:color w:val="0000FF"/>
+      <w:sz w:val="36"/>
+      <w:szCs w:val="36"/>
     </w:rPr>
   </w:style>
   <w:style w:type="character" w:customStyle="1" w:styleId="TitleChar">
